--- a/public/wzory/CIS_E-01_Regulamin_swiadczen_i_premii_z_lista_wyplat.docx
+++ b/public/wzory/CIS_E-01_Regulamin_swiadczen_i_premii_z_lista_wyplat.docx
@@ -185,7 +185,7 @@
           <w:sz w:val="22"/>
           <w:szCs w:val="22"/>
         </w:rPr>
-        <w:t xml:space="preserve">W okresie próbnym (1 miesiąc) świadczenie wynosi 50% zasiłku dla bezrobotnych, po okresie próbnym 100% zasiłku dla bezrobotnych.</w:t>
+        <w:t xml:space="preserve">W okresie próbnym oraz w okresie uczestnictwa w zajęciach kierownik CIS przyznaje, na wniosek uczestnika, świadczenie integracyjne w wysokości 120% zasiłku dla bezrobotnych (art. 15 ust. 4 ustawy). Na dzień 1 czerwca 2026 r. 120% zasiłku podstawowego wynosi 2 140,68 zł brutto miesięcznie (120% × 1 783,90 zł); kwota podlega corocznej waloryzacji od 1 czerwca. Świadczenie wypłacane jest w okresach miesięcznych z dołu.</w:t>
       </w:r>
     </w:p>
     <w:p>
@@ -227,7 +227,7 @@
           <w:sz w:val="22"/>
           <w:szCs w:val="22"/>
         </w:rPr>
-        <w:t xml:space="preserve">Świadczenie ulega pomniejszeniu za dni nieobecności nieusprawiedliwionej, zgodnie z art. 15 ustawy.</w:t>
+        <w:t xml:space="preserve">Świadczenie integracyjne ulega zmniejszeniu o 1/20 za każdy dzień nieusprawiedliwionej nieobecności na zajęciach trwającej nie dłużej niż 3 dni w miesiącu; w przypadku nieusprawiedliwionej nieobecności trwającej dłużej niż 3 dni w miesiącu świadczenie integracyjne za dany miesiąc nie przysługuje (art. 15 ust. 7 ustawy).</w:t>
       </w:r>
     </w:p>
     <w:p>

--- a/public/wzory/CIS_E-01_Regulamin_swiadczen_i_premii_z_lista_wyplat.docx
+++ b/public/wzory/CIS_E-01_Regulamin_swiadczen_i_premii_z_lista_wyplat.docx
@@ -185,7 +185,7 @@
           <w:sz w:val="22"/>
           <w:szCs w:val="22"/>
         </w:rPr>
-        <w:t xml:space="preserve">W okresie próbnym oraz w okresie uczestnictwa w zajęciach kierownik CIS przyznaje, na wniosek uczestnika, świadczenie integracyjne w wysokości 120% zasiłku dla bezrobotnych (art. 15 ust. 4 ustawy). Na dzień 1 czerwca 2026 r. 120% zasiłku podstawowego wynosi 2 140,68 zł brutto miesięcznie (120% × 1 783,90 zł); kwota podlega corocznej waloryzacji od 1 czerwca. Świadczenie wypłacane jest w okresach miesięcznych z dołu.</w:t>
+        <w:t xml:space="preserve">W okresie próbnym oraz w okresie uczestnictwa w zajęciach kierownik CIS przyznaje, na wniosek uczestnika, świadczenie integracyjne w wysokości 120% zasiłku dla bezrobotnych (art. 15 ust. 4 ustawy). Na dzień 1 czerwca 2026 r. 120% zasiłku podstawowego wynosi 2 140,70 zł brutto miesięcznie (120% × 1 783,90 zł); kwota podlega corocznej waloryzacji od 1 czerwca. Świadczenie wypłacane jest w okresach miesięcznych z dołu.</w:t>
       </w:r>
     </w:p>
     <w:p>
